--- a/Science_Teesside/Teaching_Packs/BUILD/lessons/W6B/BUILD_Science_Autumn1_W6B_Model_Plate_Comparison_Pupil.docx
+++ b/Science_Teesside/Teaching_Packs/BUILD/lessons/W6B/BUILD_Science_Autumn1_W6B_Model_Plate_Comparison_Pupil.docx
@@ -5,8 +5,15 @@
     <w:p>
       <w:pPr>
         <w:pStyle w:val="Kicker"/>
+        <w:pBdr>
+          <w:left w:val="single" w:sz="20" w:color="28685E" w:space="7"/>
+        </w:pBdr>
+        <w:ind w:left="140"/>
       </w:pPr>
       <w:r>
+        <w:rPr>
+          <w:rFonts w:ascii="Arial" w:hAnsi="Arial"/>
+        </w:rPr>
         <w:t>PUPIL WORKSHEET</w:t>
       </w:r>
     </w:p>
@@ -15,6 +22,12 @@
         <w:pStyle w:val="Title"/>
       </w:pPr>
       <w:r>
+        <w:rPr>
+          <w:rFonts w:ascii="Arial" w:hAnsi="Arial"/>
+          <w:b/>
+          <w:color w:val="152B3A"/>
+          <w:sz w:val="48"/>
+        </w:rPr>
         <w:t>Compare and revise model plates</w:t>
       </w:r>
     </w:p>
@@ -23,41 +36,65 @@
         <w:pStyle w:val="Subtitle"/>
       </w:pPr>
       <w:r>
+        <w:rPr>
+          <w:rFonts w:ascii="Arial" w:hAnsi="Arial"/>
+          <w:i w:val="0"/>
+          <w:sz w:val="22"/>
+        </w:rPr>
         <w:t>Autumn 1 · Week 6 · Lesson B</w:t>
       </w:r>
     </w:p>
     <w:p>
       <w:r>
+        <w:rPr>
+          <w:rFonts w:ascii="Arial" w:hAnsi="Arial"/>
+        </w:rPr>
         <w:t>Name: ____________________________    Date: __________________</w:t>
       </w:r>
     </w:p>
     <w:p>
       <w:pPr>
         <w:pStyle w:val="Callout"/>
-        <w:shd w:fill="F7F4EC"/>
+        <w:shd w:fill="F1F5F0" w:val="clear"/>
         <w:pBdr>
-          <w:left w:val="single" w:sz="18" w:space="8" w:color="28675C"/>
+          <w:left w:val="single" w:sz="20" w:space="8" w:color="28685E"/>
         </w:pBdr>
+        <w:ind w:left="140" w:right="60"/>
       </w:pPr>
       <w:r>
+        <w:rPr>
+          <w:rFonts w:ascii="Arial" w:hAnsi="Arial"/>
+        </w:rPr>
         <w:t>Compare two fictional food-card models, replace a protein source and justify the group relationship while stating model limits.</w:t>
       </w:r>
     </w:p>
     <w:p>
       <w:r>
+        <w:rPr>
+          <w:rFonts w:ascii="Arial" w:hAnsi="Arial"/>
+        </w:rPr>
         <w:t>Use this sheet with the lesson. You may point, sign, speak, draw, write, dictate or direct an adult. Keep your first idea so you can show what changed.</w:t>
       </w:r>
     </w:p>
     <w:p>
       <w:pPr>
         <w:pStyle w:val="Heading1"/>
+        <w:pBdr>
+          <w:bottom w:val="single" w:sz="6" w:color="DCE7DD" w:space="4"/>
+        </w:pBdr>
       </w:pPr>
       <w:r>
+        <w:rPr>
+          <w:rFonts w:ascii="Arial" w:hAnsi="Arial"/>
+        </w:rPr>
         <w:t>1. Compare the cases</w:t>
       </w:r>
     </w:p>
     <w:p>
       <w:r>
+        <w:rPr>
+          <w:rFonts w:ascii="Arial" w:hAnsi="Arial"/>
+        </w:rPr>
         <w:t>Use the five-group reference from Monday. The cases are fictional.</w:t>
       </w:r>
     </w:p>
@@ -69,18 +106,18 @@
         <w:tblW w:w="9866" w:type="dxa"/>
         <w:tblInd w:w="120" w:type="dxa"/>
         <w:tblCellMar>
-          <w:top w:w="100" w:type="dxa"/>
-          <w:left w:w="100" w:type="dxa"/>
-          <w:bottom w:w="100" w:type="dxa"/>
-          <w:right w:w="100" w:type="dxa"/>
+          <w:top w:w="95" w:type="dxa"/>
+          <w:left w:w="120" w:type="dxa"/>
+          <w:bottom w:w="95" w:type="dxa"/>
+          <w:right w:w="120" w:type="dxa"/>
         </w:tblCellMar>
         <w:tblBorders>
-          <w:top w:val="single" w:sz="4" w:color="ACBBB7"/>
-          <w:left w:val="single" w:sz="4" w:color="ACBBB7"/>
-          <w:bottom w:val="single" w:sz="4" w:color="ACBBB7"/>
-          <w:right w:val="single" w:sz="4" w:color="ACBBB7"/>
-          <w:insideH w:val="single" w:sz="4" w:color="ACBBB7"/>
-          <w:insideV w:val="single" w:sz="4" w:color="ACBBB7"/>
+          <w:top w:val="single" w:sz="4" w:color="9DB9AC"/>
+          <w:left w:val="single" w:sz="4" w:color="9DB9AC"/>
+          <w:bottom w:val="single" w:sz="4" w:color="9DB9AC"/>
+          <w:right w:val="single" w:sz="4" w:color="9DB9AC"/>
+          <w:insideH w:val="single" w:sz="4" w:color="9DB9AC"/>
+          <w:insideV w:val="single" w:sz="4" w:color="9DB9AC"/>
         </w:tblBorders>
       </w:tblPr>
       <w:tblGrid>
@@ -97,16 +134,17 @@
           <w:tcPr>
             <w:vAlign w:val="center"/>
             <w:tcW w:w="3654" w:type="dxa"/>
-            <w:shd w:fill="F7F4EC"/>
+            <w:shd w:fill="28685E" w:val="clear"/>
           </w:tcPr>
           <w:p>
             <w:pPr>
-              <w:spacing w:after="20" w:before="20"/>
+              <w:spacing w:after="20" w:before="20" w:line="250" w:lineRule="auto"/>
             </w:pPr>
             <w:r>
               <w:rPr>
+                <w:rFonts w:ascii="Arial" w:hAnsi="Arial"/>
                 <w:b/>
-                <w:color w:val="173348"/>
+                <w:color w:val="FFFFFF"/>
                 <w:sz w:val="21"/>
               </w:rPr>
               <w:t>Broad group</w:t>
@@ -117,16 +155,17 @@
           <w:tcPr>
             <w:vAlign w:val="center"/>
             <w:tcW w:w="2740" w:type="dxa"/>
-            <w:shd w:fill="F7F4EC"/>
+            <w:shd w:fill="28685E" w:val="clear"/>
           </w:tcPr>
           <w:p>
             <w:pPr>
-              <w:spacing w:after="20" w:before="20"/>
+              <w:spacing w:after="20" w:before="20" w:line="250" w:lineRule="auto"/>
             </w:pPr>
             <w:r>
               <w:rPr>
+                <w:rFonts w:ascii="Arial" w:hAnsi="Arial"/>
                 <w:b/>
-                <w:color w:val="173348"/>
+                <w:color w:val="FFFFFF"/>
                 <w:sz w:val="21"/>
               </w:rPr>
               <w:t>Case A</w:t>
@@ -137,16 +176,17 @@
           <w:tcPr>
             <w:vAlign w:val="center"/>
             <w:tcW w:w="3472" w:type="dxa"/>
-            <w:shd w:fill="F7F4EC"/>
+            <w:shd w:fill="28685E" w:val="clear"/>
           </w:tcPr>
           <w:p>
             <w:pPr>
-              <w:spacing w:after="20" w:before="20"/>
+              <w:spacing w:after="20" w:before="20" w:line="250" w:lineRule="auto"/>
             </w:pPr>
             <w:r>
               <w:rPr>
+                <w:rFonts w:ascii="Arial" w:hAnsi="Arial"/>
                 <w:b/>
-                <w:color w:val="173348"/>
+                <w:color w:val="FFFFFF"/>
                 <w:sz w:val="21"/>
               </w:rPr>
               <w:t>Case B</w:t>
@@ -163,13 +203,16 @@
           <w:tcPr>
             <w:vAlign w:val="center"/>
             <w:tcW w:w="3654" w:type="dxa"/>
+            <w:shd w:fill="F1F5F0" w:val="clear"/>
           </w:tcPr>
           <w:p>
             <w:pPr>
-              <w:spacing w:after="20" w:before="20"/>
+              <w:spacing w:after="20" w:before="20" w:line="250" w:lineRule="auto"/>
             </w:pPr>
             <w:r>
               <w:rPr>
+                <w:rFonts w:ascii="Arial" w:hAnsi="Arial"/>
+                <w:color w:val="152B3A"/>
                 <w:sz w:val="21"/>
               </w:rPr>
               <w:t>Starchy foods</w:t>
@@ -180,13 +223,16 @@
           <w:tcPr>
             <w:vAlign w:val="center"/>
             <w:tcW w:w="2740" w:type="dxa"/>
+            <w:shd w:fill="F1F5F0" w:val="clear"/>
           </w:tcPr>
           <w:p>
             <w:pPr>
-              <w:spacing w:after="20" w:before="20"/>
+              <w:spacing w:after="20" w:before="20" w:line="250" w:lineRule="auto"/>
             </w:pPr>
             <w:r>
               <w:rPr>
+                <w:rFonts w:ascii="Arial" w:hAnsi="Arial"/>
+                <w:color w:val="152B3A"/>
                 <w:sz w:val="21"/>
               </w:rPr>
               <w:t>Rice</w:t>
@@ -197,13 +243,16 @@
           <w:tcPr>
             <w:vAlign w:val="center"/>
             <w:tcW w:w="3472" w:type="dxa"/>
+            <w:shd w:fill="F1F5F0" w:val="clear"/>
           </w:tcPr>
           <w:p>
             <w:pPr>
-              <w:spacing w:after="20" w:before="20"/>
+              <w:spacing w:after="20" w:before="20" w:line="250" w:lineRule="auto"/>
             </w:pPr>
             <w:r>
               <w:rPr>
+                <w:rFonts w:ascii="Arial" w:hAnsi="Arial"/>
+                <w:color w:val="152B3A"/>
                 <w:sz w:val="21"/>
               </w:rPr>
               <w:t>Bread</w:t>
@@ -220,13 +269,16 @@
           <w:tcPr>
             <w:vAlign w:val="center"/>
             <w:tcW w:w="3654" w:type="dxa"/>
+            <w:shd w:fill="FFFFFF" w:val="clear"/>
           </w:tcPr>
           <w:p>
             <w:pPr>
-              <w:spacing w:after="20" w:before="20"/>
+              <w:spacing w:after="20" w:before="20" w:line="250" w:lineRule="auto"/>
             </w:pPr>
             <w:r>
               <w:rPr>
+                <w:rFonts w:ascii="Arial" w:hAnsi="Arial"/>
+                <w:color w:val="152B3A"/>
                 <w:sz w:val="21"/>
               </w:rPr>
               <w:t>Protein-source foods</w:t>
@@ -237,13 +289,16 @@
           <w:tcPr>
             <w:vAlign w:val="center"/>
             <w:tcW w:w="2740" w:type="dxa"/>
+            <w:shd w:fill="FFFFFF" w:val="clear"/>
           </w:tcPr>
           <w:p>
             <w:pPr>
-              <w:spacing w:after="20" w:before="20"/>
+              <w:spacing w:after="20" w:before="20" w:line="250" w:lineRule="auto"/>
             </w:pPr>
             <w:r>
               <w:rPr>
+                <w:rFonts w:ascii="Arial" w:hAnsi="Arial"/>
+                <w:color w:val="152B3A"/>
                 <w:sz w:val="21"/>
               </w:rPr>
               <w:t>Chicken</w:t>
@@ -254,13 +309,16 @@
           <w:tcPr>
             <w:vAlign w:val="center"/>
             <w:tcW w:w="3472" w:type="dxa"/>
+            <w:shd w:fill="FFFFFF" w:val="clear"/>
           </w:tcPr>
           <w:p>
             <w:pPr>
-              <w:spacing w:after="20" w:before="20"/>
+              <w:spacing w:after="20" w:before="20" w:line="250" w:lineRule="auto"/>
             </w:pPr>
             <w:r>
               <w:rPr>
+                <w:rFonts w:ascii="Arial" w:hAnsi="Arial"/>
+                <w:color w:val="152B3A"/>
                 <w:sz w:val="21"/>
               </w:rPr>
               <w:t>Beans</w:t>
@@ -277,13 +335,16 @@
           <w:tcPr>
             <w:vAlign w:val="center"/>
             <w:tcW w:w="3654" w:type="dxa"/>
+            <w:shd w:fill="F1F5F0" w:val="clear"/>
           </w:tcPr>
           <w:p>
             <w:pPr>
-              <w:spacing w:after="20" w:before="20"/>
+              <w:spacing w:after="20" w:before="20" w:line="250" w:lineRule="auto"/>
             </w:pPr>
             <w:r>
               <w:rPr>
+                <w:rFonts w:ascii="Arial" w:hAnsi="Arial"/>
+                <w:color w:val="152B3A"/>
                 <w:sz w:val="21"/>
               </w:rPr>
               <w:t>Fruit and vegetables</w:t>
@@ -294,13 +355,16 @@
           <w:tcPr>
             <w:vAlign w:val="center"/>
             <w:tcW w:w="2740" w:type="dxa"/>
+            <w:shd w:fill="F1F5F0" w:val="clear"/>
           </w:tcPr>
           <w:p>
             <w:pPr>
-              <w:spacing w:after="20" w:before="20"/>
+              <w:spacing w:after="20" w:before="20" w:line="250" w:lineRule="auto"/>
             </w:pPr>
             <w:r>
               <w:rPr>
+                <w:rFonts w:ascii="Arial" w:hAnsi="Arial"/>
+                <w:color w:val="152B3A"/>
                 <w:sz w:val="21"/>
               </w:rPr>
               <w:t>Carrot</w:t>
@@ -311,13 +375,16 @@
           <w:tcPr>
             <w:vAlign w:val="center"/>
             <w:tcW w:w="3472" w:type="dxa"/>
+            <w:shd w:fill="F1F5F0" w:val="clear"/>
           </w:tcPr>
           <w:p>
             <w:pPr>
-              <w:spacing w:after="20" w:before="20"/>
+              <w:spacing w:after="20" w:before="20" w:line="250" w:lineRule="auto"/>
             </w:pPr>
             <w:r>
               <w:rPr>
+                <w:rFonts w:ascii="Arial" w:hAnsi="Arial"/>
+                <w:color w:val="152B3A"/>
                 <w:sz w:val="21"/>
               </w:rPr>
               <w:t>Apple</w:t>
@@ -334,13 +401,16 @@
           <w:tcPr>
             <w:vAlign w:val="center"/>
             <w:tcW w:w="3654" w:type="dxa"/>
+            <w:shd w:fill="FFFFFF" w:val="clear"/>
           </w:tcPr>
           <w:p>
             <w:pPr>
-              <w:spacing w:after="20" w:before="20"/>
+              <w:spacing w:after="20" w:before="20" w:line="250" w:lineRule="auto"/>
             </w:pPr>
             <w:r>
               <w:rPr>
+                <w:rFonts w:ascii="Arial" w:hAnsi="Arial"/>
+                <w:color w:val="152B3A"/>
                 <w:sz w:val="21"/>
               </w:rPr>
               <w:t>Dairy and alternatives</w:t>
@@ -351,13 +421,16 @@
           <w:tcPr>
             <w:vAlign w:val="center"/>
             <w:tcW w:w="2740" w:type="dxa"/>
+            <w:shd w:fill="FFFFFF" w:val="clear"/>
           </w:tcPr>
           <w:p>
             <w:pPr>
-              <w:spacing w:after="20" w:before="20"/>
+              <w:spacing w:after="20" w:before="20" w:line="250" w:lineRule="auto"/>
             </w:pPr>
             <w:r>
               <w:rPr>
+                <w:rFonts w:ascii="Arial" w:hAnsi="Arial"/>
+                <w:color w:val="152B3A"/>
                 <w:sz w:val="21"/>
               </w:rPr>
               <w:t>Milk</w:t>
@@ -368,13 +441,16 @@
           <w:tcPr>
             <w:vAlign w:val="center"/>
             <w:tcW w:w="3472" w:type="dxa"/>
+            <w:shd w:fill="FFFFFF" w:val="clear"/>
           </w:tcPr>
           <w:p>
             <w:pPr>
-              <w:spacing w:after="20" w:before="20"/>
+              <w:spacing w:after="20" w:before="20" w:line="250" w:lineRule="auto"/>
             </w:pPr>
             <w:r>
               <w:rPr>
+                <w:rFonts w:ascii="Arial" w:hAnsi="Arial"/>
+                <w:color w:val="152B3A"/>
                 <w:sz w:val="21"/>
               </w:rPr>
               <w:t>Fortified soya alternative</w:t>
@@ -391,13 +467,16 @@
           <w:tcPr>
             <w:vAlign w:val="center"/>
             <w:tcW w:w="3654" w:type="dxa"/>
+            <w:shd w:fill="F1F5F0" w:val="clear"/>
           </w:tcPr>
           <w:p>
             <w:pPr>
-              <w:spacing w:after="20" w:before="20"/>
+              <w:spacing w:after="20" w:before="20" w:line="250" w:lineRule="auto"/>
             </w:pPr>
             <w:r>
               <w:rPr>
+                <w:rFonts w:ascii="Arial" w:hAnsi="Arial"/>
+                <w:color w:val="152B3A"/>
                 <w:sz w:val="21"/>
               </w:rPr>
               <w:t>Oils and spreads</w:t>
@@ -408,13 +487,16 @@
           <w:tcPr>
             <w:vAlign w:val="center"/>
             <w:tcW w:w="2740" w:type="dxa"/>
+            <w:shd w:fill="F1F5F0" w:val="clear"/>
           </w:tcPr>
           <w:p>
             <w:pPr>
-              <w:spacing w:after="20" w:before="20"/>
+              <w:spacing w:after="20" w:before="20" w:line="250" w:lineRule="auto"/>
             </w:pPr>
             <w:r>
               <w:rPr>
+                <w:rFonts w:ascii="Arial" w:hAnsi="Arial"/>
+                <w:color w:val="152B3A"/>
                 <w:sz w:val="21"/>
               </w:rPr>
               <w:t>Not shown by these cards</w:t>
@@ -425,13 +507,16 @@
           <w:tcPr>
             <w:vAlign w:val="center"/>
             <w:tcW w:w="3472" w:type="dxa"/>
+            <w:shd w:fill="F1F5F0" w:val="clear"/>
           </w:tcPr>
           <w:p>
             <w:pPr>
-              <w:spacing w:after="20" w:before="20"/>
+              <w:spacing w:after="20" w:before="20" w:line="250" w:lineRule="auto"/>
             </w:pPr>
             <w:r>
               <w:rPr>
+                <w:rFonts w:ascii="Arial" w:hAnsi="Arial"/>
+                <w:color w:val="152B3A"/>
                 <w:sz w:val="21"/>
               </w:rPr>
               <w:t>Not shown by these cards</w:t>
@@ -444,11 +529,14 @@
       <w:pPr>
         <w:pStyle w:val="ResponseLine"/>
         <w:pBdr>
-          <w:bottom w:val="single" w:sz="3" w:space="1" w:color="ACBBB7"/>
+          <w:bottom w:val="single" w:sz="4" w:space="1" w:color="9DB9AC"/>
           <w:between w:val="single" w:sz="3" w:space="1" w:color="ACBBB7"/>
         </w:pBdr>
       </w:pPr>
       <w:r>
+        <w:rPr>
+          <w:rFonts w:ascii="Arial" w:hAnsi="Arial"/>
+        </w:rPr>
         <w:t xml:space="preserve"> </w:t>
       </w:r>
     </w:p>
@@ -456,11 +544,14 @@
       <w:pPr>
         <w:pStyle w:val="ResponseLine"/>
         <w:pBdr>
-          <w:bottom w:val="single" w:sz="3" w:space="1" w:color="ACBBB7"/>
+          <w:bottom w:val="single" w:sz="4" w:space="1" w:color="9DB9AC"/>
           <w:between w:val="single" w:sz="3" w:space="1" w:color="ACBBB7"/>
         </w:pBdr>
       </w:pPr>
       <w:r>
+        <w:rPr>
+          <w:rFonts w:ascii="Arial" w:hAnsi="Arial"/>
+        </w:rPr>
         <w:t xml:space="preserve"> </w:t>
       </w:r>
     </w:p>
@@ -468,11 +559,14 @@
       <w:pPr>
         <w:pStyle w:val="ResponseLine"/>
         <w:pBdr>
-          <w:bottom w:val="single" w:sz="3" w:space="1" w:color="ACBBB7"/>
+          <w:bottom w:val="single" w:sz="4" w:space="1" w:color="9DB9AC"/>
           <w:between w:val="single" w:sz="3" w:space="1" w:color="ACBBB7"/>
         </w:pBdr>
       </w:pPr>
       <w:r>
+        <w:rPr>
+          <w:rFonts w:ascii="Arial" w:hAnsi="Arial"/>
+        </w:rPr>
         <w:t xml:space="preserve"> </w:t>
       </w:r>
     </w:p>
@@ -480,8 +574,15 @@
       <w:pPr>
         <w:pStyle w:val="Kicker"/>
         <w:pageBreakBefore/>
+        <w:pBdr>
+          <w:left w:val="single" w:sz="20" w:color="28685E" w:space="7"/>
+        </w:pBdr>
+        <w:ind w:left="140"/>
       </w:pPr>
       <w:r>
+        <w:rPr>
+          <w:rFonts w:ascii="Arial" w:hAnsi="Arial"/>
+        </w:rPr>
         <w:t>PUPIL TASK / Autumn 1 · Week 6 · Lesson B</w:t>
       </w:r>
     </w:p>
@@ -490,6 +591,12 @@
         <w:pStyle w:val="Title"/>
       </w:pPr>
       <w:r>
+        <w:rPr>
+          <w:rFonts w:ascii="Arial" w:hAnsi="Arial"/>
+          <w:b/>
+          <w:color w:val="152B3A"/>
+          <w:sz w:val="48"/>
+        </w:rPr>
         <w:t>2. Make and justify a swap</w:t>
       </w:r>
     </w:p>
@@ -498,11 +605,19 @@
         <w:pStyle w:val="Subtitle"/>
       </w:pPr>
       <w:r>
+        <w:rPr>
+          <w:rFonts w:ascii="Arial" w:hAnsi="Arial"/>
+          <w:i w:val="0"/>
+          <w:sz w:val="22"/>
+        </w:rPr>
         <w:t>Write, draw, point or dictate as agreed with your teacher.</w:t>
       </w:r>
     </w:p>
     <w:p>
       <w:r>
+        <w:rPr>
+          <w:rFonts w:ascii="Arial" w:hAnsi="Arial"/>
+        </w:rPr>
         <w:t>Make case A meat-free with a different protein-source card. You may direct an adult.</w:t>
       </w:r>
     </w:p>
@@ -514,6 +629,9 @@
         </w:numPr>
       </w:pPr>
       <w:r>
+        <w:rPr>
+          <w:rFonts w:ascii="Arial" w:hAnsi="Arial"/>
+        </w:rPr>
         <w:t>The food I replace: ___.</w:t>
       </w:r>
     </w:p>
@@ -525,6 +643,9 @@
         </w:numPr>
       </w:pPr>
       <w:r>
+        <w:rPr>
+          <w:rFonts w:ascii="Arial" w:hAnsi="Arial"/>
+        </w:rPr>
         <w:t>The replacement: ___.</w:t>
       </w:r>
     </w:p>
@@ -536,6 +657,9 @@
         </w:numPr>
       </w:pPr>
       <w:r>
+        <w:rPr>
+          <w:rFonts w:ascii="Arial" w:hAnsi="Arial"/>
+        </w:rPr>
         <w:t>Both fit the broad ___ group.</w:t>
       </w:r>
     </w:p>
@@ -547,6 +671,9 @@
         </w:numPr>
       </w:pPr>
       <w:r>
+        <w:rPr>
+          <w:rFonts w:ascii="Arial" w:hAnsi="Arial"/>
+        </w:rPr>
         <w:t>My evidence: ___.</w:t>
       </w:r>
     </w:p>
@@ -558,6 +685,9 @@
         </w:numPr>
       </w:pPr>
       <w:r>
+        <w:rPr>
+          <w:rFonts w:ascii="Arial" w:hAnsi="Arial"/>
+        </w:rPr>
         <w:t>A second possible replacement: ___.</w:t>
       </w:r>
     </w:p>
@@ -565,11 +695,14 @@
       <w:pPr>
         <w:pStyle w:val="ResponseLine"/>
         <w:pBdr>
-          <w:bottom w:val="single" w:sz="3" w:space="1" w:color="ACBBB7"/>
+          <w:bottom w:val="single" w:sz="4" w:space="1" w:color="9DB9AC"/>
           <w:between w:val="single" w:sz="3" w:space="1" w:color="ACBBB7"/>
         </w:pBdr>
       </w:pPr>
       <w:r>
+        <w:rPr>
+          <w:rFonts w:ascii="Arial" w:hAnsi="Arial"/>
+        </w:rPr>
         <w:t xml:space="preserve"> </w:t>
       </w:r>
     </w:p>
@@ -577,11 +710,14 @@
       <w:pPr>
         <w:pStyle w:val="ResponseLine"/>
         <w:pBdr>
-          <w:bottom w:val="single" w:sz="3" w:space="1" w:color="ACBBB7"/>
+          <w:bottom w:val="single" w:sz="4" w:space="1" w:color="9DB9AC"/>
           <w:between w:val="single" w:sz="3" w:space="1" w:color="ACBBB7"/>
         </w:pBdr>
       </w:pPr>
       <w:r>
+        <w:rPr>
+          <w:rFonts w:ascii="Arial" w:hAnsi="Arial"/>
+        </w:rPr>
         <w:t xml:space="preserve"> </w:t>
       </w:r>
     </w:p>
@@ -589,11 +725,14 @@
       <w:pPr>
         <w:pStyle w:val="ResponseLine"/>
         <w:pBdr>
-          <w:bottom w:val="single" w:sz="3" w:space="1" w:color="ACBBB7"/>
+          <w:bottom w:val="single" w:sz="4" w:space="1" w:color="9DB9AC"/>
           <w:between w:val="single" w:sz="3" w:space="1" w:color="ACBBB7"/>
         </w:pBdr>
       </w:pPr>
       <w:r>
+        <w:rPr>
+          <w:rFonts w:ascii="Arial" w:hAnsi="Arial"/>
+        </w:rPr>
         <w:t xml:space="preserve"> </w:t>
       </w:r>
     </w:p>
@@ -601,11 +740,14 @@
       <w:pPr>
         <w:pStyle w:val="ResponseLine"/>
         <w:pBdr>
-          <w:bottom w:val="single" w:sz="3" w:space="1" w:color="ACBBB7"/>
+          <w:bottom w:val="single" w:sz="4" w:space="1" w:color="9DB9AC"/>
           <w:between w:val="single" w:sz="3" w:space="1" w:color="ACBBB7"/>
         </w:pBdr>
       </w:pPr>
       <w:r>
+        <w:rPr>
+          <w:rFonts w:ascii="Arial" w:hAnsi="Arial"/>
+        </w:rPr>
         <w:t xml:space="preserve"> </w:t>
       </w:r>
     </w:p>
@@ -613,11 +755,14 @@
       <w:pPr>
         <w:pStyle w:val="ResponseLine"/>
         <w:pBdr>
-          <w:bottom w:val="single" w:sz="3" w:space="1" w:color="ACBBB7"/>
+          <w:bottom w:val="single" w:sz="4" w:space="1" w:color="9DB9AC"/>
           <w:between w:val="single" w:sz="3" w:space="1" w:color="ACBBB7"/>
         </w:pBdr>
       </w:pPr>
       <w:r>
+        <w:rPr>
+          <w:rFonts w:ascii="Arial" w:hAnsi="Arial"/>
+        </w:rPr>
         <w:t xml:space="preserve"> </w:t>
       </w:r>
     </w:p>
@@ -625,11 +770,14 @@
       <w:pPr>
         <w:pStyle w:val="ResponseLine"/>
         <w:pBdr>
-          <w:bottom w:val="single" w:sz="3" w:space="1" w:color="ACBBB7"/>
+          <w:bottom w:val="single" w:sz="4" w:space="1" w:color="9DB9AC"/>
           <w:between w:val="single" w:sz="3" w:space="1" w:color="ACBBB7"/>
         </w:pBdr>
       </w:pPr>
       <w:r>
+        <w:rPr>
+          <w:rFonts w:ascii="Arial" w:hAnsi="Arial"/>
+        </w:rPr>
         <w:t xml:space="preserve"> </w:t>
       </w:r>
     </w:p>
@@ -637,11 +785,14 @@
       <w:pPr>
         <w:pStyle w:val="ResponseLine"/>
         <w:pBdr>
-          <w:bottom w:val="single" w:sz="3" w:space="1" w:color="ACBBB7"/>
+          <w:bottom w:val="single" w:sz="4" w:space="1" w:color="9DB9AC"/>
           <w:between w:val="single" w:sz="3" w:space="1" w:color="ACBBB7"/>
         </w:pBdr>
       </w:pPr>
       <w:r>
+        <w:rPr>
+          <w:rFonts w:ascii="Arial" w:hAnsi="Arial"/>
+        </w:rPr>
         <w:t xml:space="preserve"> </w:t>
       </w:r>
     </w:p>
@@ -649,8 +800,15 @@
       <w:pPr>
         <w:pStyle w:val="Kicker"/>
         <w:pageBreakBefore/>
+        <w:pBdr>
+          <w:left w:val="single" w:sz="20" w:color="28685E" w:space="7"/>
+        </w:pBdr>
+        <w:ind w:left="140"/>
       </w:pPr>
       <w:r>
+        <w:rPr>
+          <w:rFonts w:ascii="Arial" w:hAnsi="Arial"/>
+        </w:rPr>
         <w:t>PUPIL TASK / Autumn 1 · Week 6 · Lesson B</w:t>
       </w:r>
     </w:p>
@@ -659,6 +817,12 @@
         <w:pStyle w:val="Title"/>
       </w:pPr>
       <w:r>
+        <w:rPr>
+          <w:rFonts w:ascii="Arial" w:hAnsi="Arial"/>
+          <w:b/>
+          <w:color w:val="152B3A"/>
+          <w:sz w:val="48"/>
+        </w:rPr>
         <w:t>3. What can this model show?</w:t>
       </w:r>
     </w:p>
@@ -667,11 +831,19 @@
         <w:pStyle w:val="Subtitle"/>
       </w:pPr>
       <w:r>
+        <w:rPr>
+          <w:rFonts w:ascii="Arial" w:hAnsi="Arial"/>
+          <w:i w:val="0"/>
+          <w:sz w:val="22"/>
+        </w:rPr>
         <w:t>Write, draw, point or dictate as agreed with your teacher.</w:t>
       </w:r>
     </w:p>
     <w:p>
       <w:r>
+        <w:rPr>
+          <w:rFonts w:ascii="Arial" w:hAnsi="Arial"/>
+        </w:rPr>
         <w:t>Check the five-group reference and consider the full day/week.</w:t>
       </w:r>
     </w:p>
@@ -683,6 +855,9 @@
         </w:numPr>
       </w:pPr>
       <w:r>
+        <w:rPr>
+          <w:rFonts w:ascii="Arial" w:hAnsi="Arial"/>
+        </w:rPr>
         <w:t>A group not shown by the eight cards: ___.</w:t>
       </w:r>
     </w:p>
@@ -694,6 +869,9 @@
         </w:numPr>
       </w:pPr>
       <w:r>
+        <w:rPr>
+          <w:rFonts w:ascii="Arial" w:hAnsi="Arial"/>
+        </w:rPr>
         <w:t>One thing the model shows well: ___.</w:t>
       </w:r>
     </w:p>
@@ -705,6 +883,9 @@
         </w:numPr>
       </w:pPr>
       <w:r>
+        <w:rPr>
+          <w:rFonts w:ascii="Arial" w:hAnsi="Arial"/>
+        </w:rPr>
         <w:t>One thing it cannot tell us: ___.</w:t>
       </w:r>
     </w:p>
@@ -716,6 +897,9 @@
         </w:numPr>
       </w:pPr>
       <w:r>
+        <w:rPr>
+          <w:rFonts w:ascii="Arial" w:hAnsi="Arial"/>
+        </w:rPr>
         <w:t>A food from a group could be eaten at another time: explain ___.</w:t>
       </w:r>
     </w:p>
@@ -723,11 +907,14 @@
       <w:pPr>
         <w:pStyle w:val="ResponseLine"/>
         <w:pBdr>
-          <w:bottom w:val="single" w:sz="3" w:space="1" w:color="ACBBB7"/>
+          <w:bottom w:val="single" w:sz="4" w:space="1" w:color="9DB9AC"/>
           <w:between w:val="single" w:sz="3" w:space="1" w:color="ACBBB7"/>
         </w:pBdr>
       </w:pPr>
       <w:r>
+        <w:rPr>
+          <w:rFonts w:ascii="Arial" w:hAnsi="Arial"/>
+        </w:rPr>
         <w:t xml:space="preserve"> </w:t>
       </w:r>
     </w:p>
@@ -735,11 +922,14 @@
       <w:pPr>
         <w:pStyle w:val="ResponseLine"/>
         <w:pBdr>
-          <w:bottom w:val="single" w:sz="3" w:space="1" w:color="ACBBB7"/>
+          <w:bottom w:val="single" w:sz="4" w:space="1" w:color="9DB9AC"/>
           <w:between w:val="single" w:sz="3" w:space="1" w:color="ACBBB7"/>
         </w:pBdr>
       </w:pPr>
       <w:r>
+        <w:rPr>
+          <w:rFonts w:ascii="Arial" w:hAnsi="Arial"/>
+        </w:rPr>
         <w:t xml:space="preserve"> </w:t>
       </w:r>
     </w:p>
@@ -747,11 +937,14 @@
       <w:pPr>
         <w:pStyle w:val="ResponseLine"/>
         <w:pBdr>
-          <w:bottom w:val="single" w:sz="3" w:space="1" w:color="ACBBB7"/>
+          <w:bottom w:val="single" w:sz="4" w:space="1" w:color="9DB9AC"/>
           <w:between w:val="single" w:sz="3" w:space="1" w:color="ACBBB7"/>
         </w:pBdr>
       </w:pPr>
       <w:r>
+        <w:rPr>
+          <w:rFonts w:ascii="Arial" w:hAnsi="Arial"/>
+        </w:rPr>
         <w:t xml:space="preserve"> </w:t>
       </w:r>
     </w:p>
@@ -759,11 +952,14 @@
       <w:pPr>
         <w:pStyle w:val="ResponseLine"/>
         <w:pBdr>
-          <w:bottom w:val="single" w:sz="3" w:space="1" w:color="ACBBB7"/>
+          <w:bottom w:val="single" w:sz="4" w:space="1" w:color="9DB9AC"/>
           <w:between w:val="single" w:sz="3" w:space="1" w:color="ACBBB7"/>
         </w:pBdr>
       </w:pPr>
       <w:r>
+        <w:rPr>
+          <w:rFonts w:ascii="Arial" w:hAnsi="Arial"/>
+        </w:rPr>
         <w:t xml:space="preserve"> </w:t>
       </w:r>
     </w:p>
@@ -771,11 +967,14 @@
       <w:pPr>
         <w:pStyle w:val="ResponseLine"/>
         <w:pBdr>
-          <w:bottom w:val="single" w:sz="3" w:space="1" w:color="ACBBB7"/>
+          <w:bottom w:val="single" w:sz="4" w:space="1" w:color="9DB9AC"/>
           <w:between w:val="single" w:sz="3" w:space="1" w:color="ACBBB7"/>
         </w:pBdr>
       </w:pPr>
       <w:r>
+        <w:rPr>
+          <w:rFonts w:ascii="Arial" w:hAnsi="Arial"/>
+        </w:rPr>
         <w:t xml:space="preserve"> </w:t>
       </w:r>
     </w:p>
@@ -783,11 +982,14 @@
       <w:pPr>
         <w:pStyle w:val="ResponseLine"/>
         <w:pBdr>
-          <w:bottom w:val="single" w:sz="3" w:space="1" w:color="ACBBB7"/>
+          <w:bottom w:val="single" w:sz="4" w:space="1" w:color="9DB9AC"/>
           <w:between w:val="single" w:sz="3" w:space="1" w:color="ACBBB7"/>
         </w:pBdr>
       </w:pPr>
       <w:r>
+        <w:rPr>
+          <w:rFonts w:ascii="Arial" w:hAnsi="Arial"/>
+        </w:rPr>
         <w:t xml:space="preserve"> </w:t>
       </w:r>
     </w:p>
@@ -795,11 +997,14 @@
       <w:pPr>
         <w:pStyle w:val="ResponseLine"/>
         <w:pBdr>
-          <w:bottom w:val="single" w:sz="3" w:space="1" w:color="ACBBB7"/>
+          <w:bottom w:val="single" w:sz="4" w:space="1" w:color="9DB9AC"/>
           <w:between w:val="single" w:sz="3" w:space="1" w:color="ACBBB7"/>
         </w:pBdr>
       </w:pPr>
       <w:r>
+        <w:rPr>
+          <w:rFonts w:ascii="Arial" w:hAnsi="Arial"/>
+        </w:rPr>
         <w:t xml:space="preserve"> </w:t>
       </w:r>
     </w:p>
@@ -807,8 +1012,15 @@
       <w:pPr>
         <w:pStyle w:val="Kicker"/>
         <w:pageBreakBefore/>
+        <w:pBdr>
+          <w:left w:val="single" w:sz="20" w:color="28685E" w:space="7"/>
+        </w:pBdr>
+        <w:ind w:left="140"/>
       </w:pPr>
       <w:r>
+        <w:rPr>
+          <w:rFonts w:ascii="Arial" w:hAnsi="Arial"/>
+        </w:rPr>
         <w:t>PUPIL TASK / Autumn 1 · Week 6 · Lesson B</w:t>
       </w:r>
     </w:p>
@@ -817,6 +1029,12 @@
         <w:pStyle w:val="Title"/>
       </w:pPr>
       <w:r>
+        <w:rPr>
+          <w:rFonts w:ascii="Arial" w:hAnsi="Arial"/>
+          <w:b/>
+          <w:color w:val="152B3A"/>
+          <w:sz w:val="48"/>
+        </w:rPr>
         <w:t>4. Improve the explanation</w:t>
       </w:r>
     </w:p>
@@ -825,11 +1043,19 @@
         <w:pStyle w:val="Subtitle"/>
       </w:pPr>
       <w:r>
+        <w:rPr>
+          <w:rFonts w:ascii="Arial" w:hAnsi="Arial"/>
+          <w:i w:val="0"/>
+          <w:sz w:val="22"/>
+        </w:rPr>
         <w:t>Write, draw, point or dictate as agreed with your teacher.</w:t>
       </w:r>
     </w:p>
     <w:p>
       <w:r>
+        <w:rPr>
+          <w:rFonts w:ascii="Arial" w:hAnsi="Arial"/>
+        </w:rPr>
         <w:t>Keep first/revised models. Choose one exit question to explain, draw or point.</w:t>
       </w:r>
     </w:p>
@@ -841,6 +1067,9 @@
         </w:numPr>
       </w:pPr>
       <w:r>
+        <w:rPr>
+          <w:rFonts w:ascii="Arial" w:hAnsi="Arial"/>
+        </w:rPr>
         <w:t>My first explanation: ___.</w:t>
       </w:r>
     </w:p>
@@ -852,6 +1081,9 @@
         </w:numPr>
       </w:pPr>
       <w:r>
+        <w:rPr>
+          <w:rFonts w:ascii="Arial" w:hAnsi="Arial"/>
+        </w:rPr>
         <w:t>My clearer explanation: ___.</w:t>
       </w:r>
     </w:p>
@@ -863,6 +1095,9 @@
         </w:numPr>
       </w:pPr>
       <w:r>
+        <w:rPr>
+          <w:rFonts w:ascii="Arial" w:hAnsi="Arial"/>
+        </w:rPr>
         <w:t>Supported: name a protein-source food.</w:t>
       </w:r>
     </w:p>
@@ -874,6 +1109,9 @@
         </w:numPr>
       </w:pPr>
       <w:r>
+        <w:rPr>
+          <w:rFonts w:ascii="Arial" w:hAnsi="Arial"/>
+        </w:rPr>
         <w:t>Standard: explain chicken → beans.</w:t>
       </w:r>
     </w:p>
@@ -885,6 +1123,9 @@
         </w:numPr>
       </w:pPr>
       <w:r>
+        <w:rPr>
+          <w:rFonts w:ascii="Arial" w:hAnsi="Arial"/>
+        </w:rPr>
         <w:t>Stretch: why is one plate an incomplete picture?</w:t>
       </w:r>
     </w:p>
@@ -892,11 +1133,14 @@
       <w:pPr>
         <w:pStyle w:val="ResponseLine"/>
         <w:pBdr>
-          <w:bottom w:val="single" w:sz="3" w:space="1" w:color="ACBBB7"/>
+          <w:bottom w:val="single" w:sz="4" w:space="1" w:color="9DB9AC"/>
           <w:between w:val="single" w:sz="3" w:space="1" w:color="ACBBB7"/>
         </w:pBdr>
       </w:pPr>
       <w:r>
+        <w:rPr>
+          <w:rFonts w:ascii="Arial" w:hAnsi="Arial"/>
+        </w:rPr>
         <w:t xml:space="preserve"> </w:t>
       </w:r>
     </w:p>
@@ -904,11 +1148,14 @@
       <w:pPr>
         <w:pStyle w:val="ResponseLine"/>
         <w:pBdr>
-          <w:bottom w:val="single" w:sz="3" w:space="1" w:color="ACBBB7"/>
+          <w:bottom w:val="single" w:sz="4" w:space="1" w:color="9DB9AC"/>
           <w:between w:val="single" w:sz="3" w:space="1" w:color="ACBBB7"/>
         </w:pBdr>
       </w:pPr>
       <w:r>
+        <w:rPr>
+          <w:rFonts w:ascii="Arial" w:hAnsi="Arial"/>
+        </w:rPr>
         <w:t xml:space="preserve"> </w:t>
       </w:r>
     </w:p>
@@ -916,11 +1163,14 @@
       <w:pPr>
         <w:pStyle w:val="ResponseLine"/>
         <w:pBdr>
-          <w:bottom w:val="single" w:sz="3" w:space="1" w:color="ACBBB7"/>
+          <w:bottom w:val="single" w:sz="4" w:space="1" w:color="9DB9AC"/>
           <w:between w:val="single" w:sz="3" w:space="1" w:color="ACBBB7"/>
         </w:pBdr>
       </w:pPr>
       <w:r>
+        <w:rPr>
+          <w:rFonts w:ascii="Arial" w:hAnsi="Arial"/>
+        </w:rPr>
         <w:t xml:space="preserve"> </w:t>
       </w:r>
     </w:p>
@@ -928,11 +1178,14 @@
       <w:pPr>
         <w:pStyle w:val="ResponseLine"/>
         <w:pBdr>
-          <w:bottom w:val="single" w:sz="3" w:space="1" w:color="ACBBB7"/>
+          <w:bottom w:val="single" w:sz="4" w:space="1" w:color="9DB9AC"/>
           <w:between w:val="single" w:sz="3" w:space="1" w:color="ACBBB7"/>
         </w:pBdr>
       </w:pPr>
       <w:r>
+        <w:rPr>
+          <w:rFonts w:ascii="Arial" w:hAnsi="Arial"/>
+        </w:rPr>
         <w:t xml:space="preserve"> </w:t>
       </w:r>
     </w:p>
@@ -940,11 +1193,14 @@
       <w:pPr>
         <w:pStyle w:val="ResponseLine"/>
         <w:pBdr>
-          <w:bottom w:val="single" w:sz="3" w:space="1" w:color="ACBBB7"/>
+          <w:bottom w:val="single" w:sz="4" w:space="1" w:color="9DB9AC"/>
           <w:between w:val="single" w:sz="3" w:space="1" w:color="ACBBB7"/>
         </w:pBdr>
       </w:pPr>
       <w:r>
+        <w:rPr>
+          <w:rFonts w:ascii="Arial" w:hAnsi="Arial"/>
+        </w:rPr>
         <w:t xml:space="preserve"> </w:t>
       </w:r>
     </w:p>
@@ -952,11 +1208,14 @@
       <w:pPr>
         <w:pStyle w:val="ResponseLine"/>
         <w:pBdr>
-          <w:bottom w:val="single" w:sz="3" w:space="1" w:color="ACBBB7"/>
+          <w:bottom w:val="single" w:sz="4" w:space="1" w:color="9DB9AC"/>
           <w:between w:val="single" w:sz="3" w:space="1" w:color="ACBBB7"/>
         </w:pBdr>
       </w:pPr>
       <w:r>
+        <w:rPr>
+          <w:rFonts w:ascii="Arial" w:hAnsi="Arial"/>
+        </w:rPr>
         <w:t xml:space="preserve"> </w:t>
       </w:r>
     </w:p>
@@ -964,19 +1223,28 @@
       <w:pPr>
         <w:pStyle w:val="ResponseLine"/>
         <w:pBdr>
-          <w:bottom w:val="single" w:sz="3" w:space="1" w:color="ACBBB7"/>
+          <w:bottom w:val="single" w:sz="4" w:space="1" w:color="9DB9AC"/>
           <w:between w:val="single" w:sz="3" w:space="1" w:color="ACBBB7"/>
         </w:pBdr>
       </w:pPr>
       <w:r>
+        <w:rPr>
+          <w:rFonts w:ascii="Arial" w:hAnsi="Arial"/>
+        </w:rPr>
         <w:t xml:space="preserve"> </w:t>
       </w:r>
     </w:p>
     <w:p>
       <w:pPr>
         <w:pStyle w:val="Heading1"/>
+        <w:pBdr>
+          <w:bottom w:val="single" w:sz="6" w:color="DCE7DD" w:space="4"/>
+        </w:pBdr>
       </w:pPr>
       <w:r>
+        <w:rPr>
+          <w:rFonts w:ascii="Arial" w:hAnsi="Arial"/>
+        </w:rPr>
         <w:t>Choose a response route</w:t>
       </w:r>
     </w:p>
@@ -985,57 +1253,91 @@
         <w:pStyle w:val="Small"/>
       </w:pPr>
       <w:r>
+        <w:rPr>
+          <w:rFonts w:ascii="Arial" w:hAnsi="Arial"/>
+        </w:rPr>
         <w:t>Agree one route with your teacher; you do not need every route.</w:t>
       </w:r>
     </w:p>
     <w:p>
       <w:pPr>
         <w:pStyle w:val="Heading1"/>
+        <w:pBdr>
+          <w:bottom w:val="single" w:sz="6" w:color="DCE7DD" w:space="4"/>
+        </w:pBdr>
       </w:pPr>
       <w:r>
+        <w:rPr>
+          <w:rFonts w:ascii="Arial" w:hAnsi="Arial"/>
+        </w:rPr>
         <w:t>Supported</w:t>
       </w:r>
     </w:p>
     <w:p>
       <w:r>
+        <w:rPr>
+          <w:rFonts w:ascii="Arial" w:hAnsi="Arial"/>
+        </w:rPr>
         <w:t>Use adult-read labels to compare cases and direct one swap.</w:t>
       </w:r>
     </w:p>
     <w:p>
       <w:pPr>
         <w:pStyle w:val="Heading1"/>
+        <w:pBdr>
+          <w:bottom w:val="single" w:sz="6" w:color="DCE7DD" w:space="4"/>
+        </w:pBdr>
       </w:pPr>
       <w:r>
+        <w:rPr>
+          <w:rFonts w:ascii="Arial" w:hAnsi="Arial"/>
+        </w:rPr>
         <w:t>Standard</w:t>
       </w:r>
     </w:p>
     <w:p>
       <w:r>
+        <w:rPr>
+          <w:rFonts w:ascii="Arial" w:hAnsi="Arial"/>
+        </w:rPr>
         <w:t>Name group similarities and explain one meat-free protein swap.</w:t>
       </w:r>
     </w:p>
     <w:p>
       <w:pPr>
         <w:pStyle w:val="Heading1"/>
+        <w:pBdr>
+          <w:bottom w:val="single" w:sz="6" w:color="DCE7DD" w:space="4"/>
+        </w:pBdr>
       </w:pPr>
       <w:r>
+        <w:rPr>
+          <w:rFonts w:ascii="Arial" w:hAnsi="Arial"/>
+        </w:rPr>
         <w:t>Stretch</w:t>
       </w:r>
     </w:p>
     <w:p>
       <w:r>
+        <w:rPr>
+          <w:rFonts w:ascii="Arial" w:hAnsi="Arial"/>
+        </w:rPr>
         <w:t>Compare alternative swaps and explain the missing-group/time/portion limits.</w:t>
       </w:r>
     </w:p>
     <w:p>
       <w:pPr>
         <w:pStyle w:val="Callout"/>
-        <w:shd w:fill="F7F4EC"/>
+        <w:shd w:fill="F1F5F0" w:val="clear"/>
         <w:pBdr>
-          <w:left w:val="single" w:sz="18" w:space="8" w:color="28675C"/>
+          <w:left w:val="single" w:sz="20" w:space="8" w:color="28685E"/>
         </w:pBdr>
+        <w:ind w:left="140" w:right="60"/>
       </w:pPr>
       <w:r>
+        <w:rPr>
+          <w:rFonts w:ascii="Arial" w:hAnsi="Arial"/>
+        </w:rPr>
         <w:t>Next: the current Week 7 lesson.</w:t>
       </w:r>
     </w:p>
@@ -1058,6 +1360,11 @@
       <w:pStyle w:val="Small"/>
     </w:pPr>
     <w:r>
+      <w:rPr>
+        <w:rFonts w:ascii="Arial" w:hAnsi="Arial"/>
+        <w:color w:val="54656C"/>
+        <w:sz w:val="17"/>
+      </w:rPr>
       <w:t xml:space="preserve">Autumn 1 · Week 6 · Lesson B  |  Pupil materials  |  </w:t>
     </w:r>
     <w:fldSimple w:instr="PAGE"/>
@@ -1070,8 +1377,14 @@
   <w:p>
     <w:pPr>
       <w:pStyle w:val="Kicker"/>
+      <w:pBdr>
+        <w:bottom w:val="single" w:sz="8" w:color="DCE7DD" w:space="5"/>
+      </w:pBdr>
     </w:pPr>
     <w:r>
+      <w:rPr>
+        <w:rFonts w:ascii="Arial" w:hAnsi="Arial"/>
+      </w:rPr>
       <w:drawing>
         <wp:inline xmlns:a="http://schemas.openxmlformats.org/drawingml/2006/main" xmlns:pic="http://schemas.openxmlformats.org/drawingml/2006/picture">
           <wp:extent cx="270000" cy="270000"/>
@@ -1106,6 +1419,9 @@
       </w:drawing>
     </w:r>
     <w:r>
+      <w:rPr>
+        <w:rFonts w:ascii="Arial" w:hAnsi="Arial"/>
+      </w:rPr>
       <w:t xml:space="preserve">  MADE BY MATT  /  BUILD SCIENCE</w:t>
     </w:r>
   </w:p>
@@ -1527,13 +1843,14 @@
     <w:qFormat/>
     <w:rsid w:val="00FC693F"/>
     <w:pPr>
-      <w:spacing w:before="0" w:after="120" w:line="250" w:lineRule="auto"/>
+      <w:widowControl/>
+      <w:spacing w:before="0" w:after="120" w:line="257" w:lineRule="auto"/>
     </w:pPr>
     <w:rPr>
       <w:rFonts w:ascii="Arial" w:hAnsi="Arial" w:eastAsia="Arial" w:cs="Arial"/>
       <w:b w:val="0"/>
-      <w:color w:val="25343E"/>
-      <w:sz w:val="24"/>
+      <w:color w:val="152B3A"/>
+      <w:sz w:val="22"/>
     </w:rPr>
   </w:style>
   <w:style w:type="paragraph" w:styleId="Header">
@@ -1591,15 +1908,16 @@
     <w:pPr>
       <w:keepNext/>
       <w:keepLines/>
-      <w:spacing w:before="220" w:after="120" w:line="250" w:lineRule="auto"/>
+      <w:widowControl/>
+      <w:spacing w:before="200" w:after="120" w:line="254" w:lineRule="auto"/>
       <w:outlineLvl w:val="0"/>
     </w:pPr>
     <w:rPr>
       <w:rFonts w:ascii="Arial" w:hAnsi="Arial" w:eastAsia="Arial" w:cs="Arial"/>
       <w:b/>
       <w:bCs/>
-      <w:color w:val="28675C"/>
-      <w:sz w:val="32"/>
+      <w:color w:val="28685E"/>
+      <w:sz w:val="30"/>
       <w:szCs w:val="28"/>
     </w:rPr>
   </w:style>
@@ -1615,14 +1933,15 @@
     <w:pPr>
       <w:keepNext/>
       <w:keepLines/>
-      <w:spacing w:before="140" w:after="120" w:line="250" w:lineRule="auto"/>
+      <w:widowControl/>
+      <w:spacing w:before="140" w:after="80" w:line="254" w:lineRule="auto"/>
       <w:outlineLvl w:val="1"/>
     </w:pPr>
     <w:rPr>
       <w:rFonts w:ascii="Arial" w:hAnsi="Arial" w:eastAsia="Arial" w:cs="Arial"/>
       <w:b/>
       <w:bCs/>
-      <w:color w:val="173348"/>
+      <w:color w:val="152B3A"/>
       <w:sz w:val="24"/>
       <w:szCs w:val="26"/>
     </w:rPr>
@@ -1878,13 +2197,14 @@
     <w:rsid w:val="00FC693F"/>
     <w:pPr>
       <w:keepNext/>
-      <w:spacing w:after="120" w:line="250" w:lineRule="auto" w:before="0"/>
+      <w:widowControl/>
+      <w:spacing w:after="140" w:line="250" w:lineRule="auto" w:before="0"/>
       <w:contextualSpacing/>
     </w:pPr>
     <w:rPr>
       <w:rFonts w:ascii="Arial" w:hAnsi="Arial" w:eastAsia="Arial" w:cs="Arial"/>
-      <w:b w:val="0"/>
-      <w:color w:val="173348"/>
+      <w:b/>
+      <w:color w:val="152B3A"/>
       <w:spacing w:val="5"/>
       <w:kern w:val="28"/>
       <w:sz w:val="48"/>
@@ -1916,19 +2236,20 @@
     <w:rsid w:val="00FC693F"/>
     <w:pPr>
       <w:keepNext/>
+      <w:widowControl/>
       <w:numPr>
         <w:ilvl w:val="1"/>
       </w:numPr>
-      <w:spacing w:before="0" w:after="120" w:line="250" w:lineRule="auto"/>
+      <w:spacing w:before="0" w:after="200" w:line="252" w:lineRule="auto"/>
     </w:pPr>
     <w:rPr>
       <w:rFonts w:ascii="Arial" w:hAnsi="Arial" w:eastAsia="Arial" w:cs="Arial"/>
       <w:b w:val="0"/>
-      <w:i/>
+      <w:i w:val="0"/>
       <w:iCs/>
-      <w:color w:val="53626A"/>
+      <w:color w:val="54656C"/>
       <w:spacing w:val="15"/>
-      <w:sz w:val="24"/>
+      <w:sz w:val="22"/>
       <w:szCs w:val="24"/>
     </w:rPr>
   </w:style>
@@ -13223,48 +13544,53 @@
   <w:style w:type="paragraph" w:customStyle="1" w:styleId="Kicker">
     <w:name w:val="Kicker"/>
     <w:pPr>
-      <w:spacing w:before="0" w:after="120" w:line="250" w:lineRule="auto"/>
+      <w:keepNext/>
+      <w:widowControl/>
+      <w:spacing w:before="0" w:after="140" w:line="250" w:lineRule="auto"/>
     </w:pPr>
     <w:rPr>
       <w:rFonts w:ascii="Arial" w:hAnsi="Arial" w:eastAsia="Arial" w:cs="Arial"/>
       <w:b/>
-      <w:color w:val="28675C"/>
+      <w:color w:val="28685E"/>
       <w:sz w:val="18"/>
     </w:rPr>
   </w:style>
   <w:style w:type="paragraph" w:customStyle="1" w:styleId="Small">
     <w:name w:val="Small"/>
     <w:pPr>
-      <w:spacing w:before="0" w:after="120" w:line="250" w:lineRule="auto"/>
+      <w:widowControl/>
+      <w:spacing w:before="0" w:after="120" w:line="254" w:lineRule="auto"/>
     </w:pPr>
     <w:rPr>
       <w:rFonts w:ascii="Arial" w:hAnsi="Arial" w:eastAsia="Arial" w:cs="Arial"/>
       <w:b w:val="0"/>
-      <w:color w:val="53626A"/>
+      <w:color w:val="54656C"/>
       <w:sz w:val="18"/>
     </w:rPr>
   </w:style>
   <w:style w:type="paragraph" w:customStyle="1" w:styleId="ResponseLine">
     <w:name w:val="ResponseLine"/>
     <w:pPr>
-      <w:spacing w:before="0" w:after="0" w:line="440" w:lineRule="exact"/>
+      <w:widowControl/>
+      <w:spacing w:before="0" w:after="0" w:line="480" w:lineRule="exact"/>
     </w:pPr>
     <w:rPr>
       <w:rFonts w:ascii="Arial" w:hAnsi="Arial" w:eastAsia="Arial" w:cs="Arial"/>
       <w:b w:val="0"/>
-      <w:color w:val="25343E"/>
+      <w:color w:val="152B3A"/>
       <w:sz w:val="24"/>
     </w:rPr>
   </w:style>
   <w:style w:type="paragraph" w:customStyle="1" w:styleId="Callout">
     <w:name w:val="Callout"/>
     <w:pPr>
-      <w:spacing w:before="120" w:after="160" w:line="250" w:lineRule="auto"/>
+      <w:widowControl/>
+      <w:spacing w:before="120" w:after="180" w:line="254" w:lineRule="auto"/>
     </w:pPr>
     <w:rPr>
       <w:rFonts w:ascii="Arial" w:hAnsi="Arial" w:eastAsia="Arial" w:cs="Arial"/>
       <w:b w:val="0"/>
-      <w:color w:val="25343E"/>
+      <w:color w:val="152B3A"/>
       <w:sz w:val="22"/>
     </w:rPr>
   </w:style>
